--- a/开题报告05_材料设计的交互式多轮修正_2026-10-18.docx
+++ b/开题报告05_材料设计的交互式多轮修正_2026-10-18.docx
@@ -1629,7 +1629,7 @@
                 <w:color w:val="1A1A1A"/>
                 <w:sz w:val="18"/>
               </w:rPr>
-              <w:t>约 200 万成分</w:t>
+              <w:t>2×10⁶ 化学空间（ML 预测，MAE≈0.1 eV/atom）；约 10⁴ DFT 真值</w:t>
             </w:r>
           </w:p>
         </w:tc>
@@ -1649,7 +1649,7 @@
                 <w:color w:val="1A1A1A"/>
                 <w:sz w:val="18"/>
               </w:rPr>
-              <w:t>闭集多轮任务</w:t>
+              <w:t>多轮任务只用 DFT 子集</w:t>
             </w:r>
           </w:p>
         </w:tc>
